--- a/FSD - Designing and Managing Databases with MongoDB/FSD MERN - Designing and Managing Databases with MongoDB - Day 8 - 04-05-2026.docx
+++ b/FSD - Designing and Managing Databases with MongoDB/FSD MERN - Designing and Managing Databases with MongoDB - Day 8 - 04-05-2026.docx
@@ -761,11 +761,222 @@
     <w:p>
       <w:pPr>
         <w:pStyle w:val="ListParagraph"/>
+      </w:pPr>
+    </w:p>
+    <w:p>
+      <w:pPr>
+        <w:pStyle w:val="ListParagraph"/>
         <w:numPr>
           <w:ilvl w:val="0"/>
           <w:numId w:val="26"/>
         </w:numPr>
       </w:pPr>
+      <w:r>
+        <w:t xml:space="preserve">$lookup </w:t>
+      </w:r>
+    </w:p>
+    <w:p>
+      <w:pPr>
+        <w:ind w:left="720"/>
+      </w:pPr>
+      <w:r>
+        <w:t xml:space="preserve">Lookup operator is </w:t>
+      </w:r>
+      <w:proofErr w:type="gramStart"/>
+      <w:r>
+        <w:t>use</w:t>
+      </w:r>
+      <w:proofErr w:type="gramEnd"/>
+      <w:r>
+        <w:t xml:space="preserve"> to achieve the join concept with comparing common column between two collections. </w:t>
+      </w:r>
+    </w:p>
+    <w:p>
+      <w:pPr>
+        <w:pStyle w:val="ListParagraph"/>
+      </w:pPr>
+    </w:p>
+    <w:p>
+      <w:pPr>
+        <w:pStyle w:val="ListParagraph"/>
+      </w:pPr>
+      <w:r>
+        <w:t xml:space="preserve">Retrieve information from Student collection </w:t>
+      </w:r>
+    </w:p>
+    <w:p>
+      <w:pPr>
+        <w:pStyle w:val="ListParagraph"/>
+      </w:pPr>
+    </w:p>
+    <w:p>
+      <w:pPr>
+        <w:pStyle w:val="ListParagraph"/>
+      </w:pPr>
+      <w:proofErr w:type="gramStart"/>
+      <w:r>
+        <w:rPr>
+          <w:highlight w:val="yellow"/>
+        </w:rPr>
+        <w:t>db.Student2.aggregate</w:t>
+      </w:r>
+      <w:proofErr w:type="gramEnd"/>
+      <w:r>
+        <w:rPr>
+          <w:highlight w:val="yellow"/>
+        </w:rPr>
+        <w:t>([{$</w:t>
+      </w:r>
+      <w:proofErr w:type="gramStart"/>
+      <w:r>
+        <w:rPr>
+          <w:highlight w:val="yellow"/>
+        </w:rPr>
+        <w:t>lookup:{</w:t>
+      </w:r>
+      <w:proofErr w:type="gramEnd"/>
+      <w:r>
+        <w:rPr>
+          <w:highlight w:val="yellow"/>
+        </w:rPr>
+        <w:t>from:"Trainer2</w:t>
+      </w:r>
+      <w:proofErr w:type="gramStart"/>
+      <w:r>
+        <w:rPr>
+          <w:highlight w:val="yellow"/>
+        </w:rPr>
+        <w:t>",localField</w:t>
+      </w:r>
+      <w:proofErr w:type="gramEnd"/>
+      <w:r>
+        <w:rPr>
+          <w:highlight w:val="yellow"/>
+        </w:rPr>
+        <w:t>:"tid</w:t>
+      </w:r>
+      <w:proofErr w:type="gramStart"/>
+      <w:r>
+        <w:rPr>
+          <w:highlight w:val="yellow"/>
+        </w:rPr>
+        <w:t>",foreignField</w:t>
+      </w:r>
+      <w:proofErr w:type="gramEnd"/>
+      <w:r>
+        <w:rPr>
+          <w:highlight w:val="yellow"/>
+        </w:rPr>
+        <w:t>:"_id</w:t>
+      </w:r>
+      <w:proofErr w:type="gramStart"/>
+      <w:r>
+        <w:rPr>
+          <w:highlight w:val="yellow"/>
+        </w:rPr>
+        <w:t>",as</w:t>
+      </w:r>
+      <w:proofErr w:type="gramEnd"/>
+      <w:r>
+        <w:rPr>
+          <w:highlight w:val="yellow"/>
+        </w:rPr>
+        <w:t>:"Trainer"}}]);</w:t>
+      </w:r>
+    </w:p>
+    <w:p>
+      <w:pPr>
+        <w:pStyle w:val="ListParagraph"/>
+      </w:pPr>
+    </w:p>
+    <w:p>
+      <w:pPr>
+        <w:pStyle w:val="ListParagraph"/>
+      </w:pPr>
+      <w:r>
+        <w:t xml:space="preserve">Retrieve information from Trainer collection </w:t>
+      </w:r>
+    </w:p>
+    <w:p>
+      <w:pPr>
+        <w:pStyle w:val="ListParagraph"/>
+      </w:pPr>
+    </w:p>
+    <w:p>
+      <w:pPr>
+        <w:pStyle w:val="ListParagraph"/>
+      </w:pPr>
+      <w:proofErr w:type="gramStart"/>
+      <w:r>
+        <w:rPr>
+          <w:highlight w:val="yellow"/>
+        </w:rPr>
+        <w:lastRenderedPageBreak/>
+        <w:t>db.Trainer2.aggregate</w:t>
+      </w:r>
+      <w:proofErr w:type="gramEnd"/>
+      <w:r>
+        <w:rPr>
+          <w:highlight w:val="yellow"/>
+        </w:rPr>
+        <w:t>([{$</w:t>
+      </w:r>
+      <w:proofErr w:type="gramStart"/>
+      <w:r>
+        <w:rPr>
+          <w:highlight w:val="yellow"/>
+        </w:rPr>
+        <w:t>lookup:{</w:t>
+      </w:r>
+      <w:proofErr w:type="gramEnd"/>
+      <w:r>
+        <w:rPr>
+          <w:highlight w:val="yellow"/>
+        </w:rPr>
+        <w:t>from:"Student2</w:t>
+      </w:r>
+      <w:proofErr w:type="gramStart"/>
+      <w:r>
+        <w:rPr>
+          <w:highlight w:val="yellow"/>
+        </w:rPr>
+        <w:t>",localField</w:t>
+      </w:r>
+      <w:proofErr w:type="gramEnd"/>
+      <w:r>
+        <w:rPr>
+          <w:highlight w:val="yellow"/>
+        </w:rPr>
+        <w:t>:"_id</w:t>
+      </w:r>
+      <w:proofErr w:type="gramStart"/>
+      <w:r>
+        <w:rPr>
+          <w:highlight w:val="yellow"/>
+        </w:rPr>
+        <w:t>",foreignField</w:t>
+      </w:r>
+      <w:proofErr w:type="gramEnd"/>
+      <w:r>
+        <w:rPr>
+          <w:highlight w:val="yellow"/>
+        </w:rPr>
+        <w:t>:"tid</w:t>
+      </w:r>
+      <w:proofErr w:type="gramStart"/>
+      <w:r>
+        <w:rPr>
+          <w:highlight w:val="yellow"/>
+        </w:rPr>
+        <w:t>",as</w:t>
+      </w:r>
+      <w:proofErr w:type="gramEnd"/>
+      <w:r>
+        <w:rPr>
+          <w:highlight w:val="yellow"/>
+        </w:rPr>
+        <w:t>:"Student"}}]);</w:t>
+      </w:r>
     </w:p>
     <w:p>
       <w:pPr>

--- a/FSD - Designing and Managing Databases with MongoDB/FSD MERN - Designing and Managing Databases with MongoDB - Day 8 - 04-05-2026.docx
+++ b/FSD - Designing and Managing Databases with MongoDB/FSD MERN - Designing and Managing Databases with MongoDB - Day 8 - 04-05-2026.docx
@@ -981,6 +981,1679 @@
     <w:p>
       <w:pPr>
         <w:pStyle w:val="ListParagraph"/>
+      </w:pPr>
+    </w:p>
+    <w:p>
+      <w:pPr>
+        <w:pStyle w:val="ListParagraph"/>
+      </w:pPr>
+    </w:p>
+    <w:p>
+      <w:pPr>
+        <w:pStyle w:val="ListParagraph"/>
+        <w:numPr>
+          <w:ilvl w:val="0"/>
+          <w:numId w:val="26"/>
+        </w:numPr>
+      </w:pPr>
+      <w:r>
+        <w:rPr>
+          <w:b/>
+          <w:bCs/>
+        </w:rPr>
+        <w:t>$</w:t>
+      </w:r>
+      <w:proofErr w:type="gramStart"/>
+      <w:r>
+        <w:rPr>
+          <w:b/>
+          <w:bCs/>
+        </w:rPr>
+        <w:t xml:space="preserve">group </w:t>
+      </w:r>
+      <w:r>
+        <w:t>:</w:t>
+      </w:r>
+      <w:proofErr w:type="gramEnd"/>
+      <w:r>
+        <w:t xml:space="preserve"> this operator is </w:t>
+      </w:r>
+      <w:proofErr w:type="gramStart"/>
+      <w:r>
+        <w:t>use</w:t>
+      </w:r>
+      <w:proofErr w:type="gramEnd"/>
+      <w:r>
+        <w:t xml:space="preserve"> to do group with repeating value in particular field. Then you can apply maths operation like sum, </w:t>
+      </w:r>
+      <w:proofErr w:type="spellStart"/>
+      <w:proofErr w:type="gramStart"/>
+      <w:r>
+        <w:t>max,min</w:t>
+      </w:r>
+      <w:proofErr w:type="spellEnd"/>
+      <w:proofErr w:type="gramEnd"/>
+      <w:r>
+        <w:t xml:space="preserve">, </w:t>
+      </w:r>
+      <w:proofErr w:type="spellStart"/>
+      <w:r>
+        <w:t>avg</w:t>
+      </w:r>
+      <w:proofErr w:type="spellEnd"/>
+      <w:r>
+        <w:t xml:space="preserve"> and count like group by clause in MySQL DB.</w:t>
+      </w:r>
+    </w:p>
+    <w:p/>
+    <w:p>
+      <w:pPr>
+        <w:ind w:left="720"/>
+      </w:pPr>
+      <w:proofErr w:type="spellStart"/>
+      <w:proofErr w:type="gramStart"/>
+      <w:r>
+        <w:t>db.products</w:t>
+      </w:r>
+      <w:proofErr w:type="gramEnd"/>
+      <w:r>
+        <w:t>.</w:t>
+      </w:r>
+      <w:proofErr w:type="gramStart"/>
+      <w:r>
+        <w:t>insertMany</w:t>
+      </w:r>
+      <w:proofErr w:type="spellEnd"/>
+      <w:r>
+        <w:t>(</w:t>
+      </w:r>
+      <w:proofErr w:type="gramEnd"/>
+      <w:r>
+        <w:t>[</w:t>
+      </w:r>
+    </w:p>
+    <w:p>
+      <w:pPr>
+        <w:ind w:left="720"/>
+      </w:pPr>
+      <w:r>
+        <w:t>{</w:t>
+      </w:r>
+    </w:p>
+    <w:p>
+      <w:pPr>
+        <w:ind w:left="720"/>
+      </w:pPr>
+      <w:r>
+        <w:t xml:space="preserve">  _id: 1,</w:t>
+      </w:r>
+    </w:p>
+    <w:p>
+      <w:pPr>
+        <w:ind w:left="720"/>
+      </w:pPr>
+      <w:r>
+        <w:t xml:space="preserve">  </w:t>
+      </w:r>
+      <w:proofErr w:type="spellStart"/>
+      <w:r>
+        <w:t>pname</w:t>
+      </w:r>
+      <w:proofErr w:type="spellEnd"/>
+      <w:r>
+        <w:t>: "Laptop Dell Inspiron",</w:t>
+      </w:r>
+    </w:p>
+    <w:p>
+      <w:pPr>
+        <w:ind w:left="720"/>
+      </w:pPr>
+      <w:r>
+        <w:t xml:space="preserve">  price: 55000,</w:t>
+      </w:r>
+    </w:p>
+    <w:p>
+      <w:pPr>
+        <w:ind w:left="720"/>
+      </w:pPr>
+      <w:r>
+        <w:t xml:space="preserve">  qty: 10,</w:t>
+      </w:r>
+    </w:p>
+    <w:p>
+      <w:pPr>
+        <w:ind w:left="720"/>
+      </w:pPr>
+      <w:r>
+        <w:t xml:space="preserve">  category: "Electronics",</w:t>
+      </w:r>
+    </w:p>
+    <w:p>
+      <w:pPr>
+        <w:ind w:left="720"/>
+      </w:pPr>
+      <w:r>
+        <w:t xml:space="preserve">  rating: 4.5,</w:t>
+      </w:r>
+    </w:p>
+    <w:p>
+      <w:pPr>
+        <w:ind w:left="720"/>
+      </w:pPr>
+      <w:r>
+        <w:t xml:space="preserve">  brand: "Dell",</w:t>
+      </w:r>
+    </w:p>
+    <w:p>
+      <w:pPr>
+        <w:ind w:left="720"/>
+      </w:pPr>
+      <w:r>
+        <w:t xml:space="preserve">  </w:t>
+      </w:r>
+      <w:proofErr w:type="spellStart"/>
+      <w:r>
+        <w:t>inStock</w:t>
+      </w:r>
+      <w:proofErr w:type="spellEnd"/>
+      <w:r>
+        <w:t>: true</w:t>
+      </w:r>
+    </w:p>
+    <w:p>
+      <w:pPr>
+        <w:ind w:left="720"/>
+      </w:pPr>
+      <w:r>
+        <w:t>},</w:t>
+      </w:r>
+    </w:p>
+    <w:p>
+      <w:pPr>
+        <w:ind w:left="720"/>
+      </w:pPr>
+      <w:r>
+        <w:t>{</w:t>
+      </w:r>
+    </w:p>
+    <w:p>
+      <w:pPr>
+        <w:ind w:left="720"/>
+      </w:pPr>
+      <w:r>
+        <w:t xml:space="preserve">  _id: 2,</w:t>
+      </w:r>
+    </w:p>
+    <w:p>
+      <w:pPr>
+        <w:ind w:left="720"/>
+      </w:pPr>
+      <w:r>
+        <w:t xml:space="preserve">  </w:t>
+      </w:r>
+      <w:proofErr w:type="spellStart"/>
+      <w:r>
+        <w:t>pname</w:t>
+      </w:r>
+      <w:proofErr w:type="spellEnd"/>
+      <w:r>
+        <w:t>: "iPhone 14",</w:t>
+      </w:r>
+    </w:p>
+    <w:p>
+      <w:pPr>
+        <w:ind w:left="720"/>
+      </w:pPr>
+      <w:r>
+        <w:t xml:space="preserve">  price: 75000,</w:t>
+      </w:r>
+    </w:p>
+    <w:p>
+      <w:pPr>
+        <w:ind w:left="720"/>
+      </w:pPr>
+      <w:r>
+        <w:t xml:space="preserve">  qty: 8,</w:t>
+      </w:r>
+    </w:p>
+    <w:p>
+      <w:pPr>
+        <w:ind w:left="720"/>
+      </w:pPr>
+      <w:r>
+        <w:t xml:space="preserve">  category: "Electronics",</w:t>
+      </w:r>
+    </w:p>
+    <w:p>
+      <w:pPr>
+        <w:ind w:left="720"/>
+      </w:pPr>
+      <w:r>
+        <w:t xml:space="preserve">  rating: 4.8,</w:t>
+      </w:r>
+    </w:p>
+    <w:p>
+      <w:pPr>
+        <w:ind w:left="720"/>
+      </w:pPr>
+      <w:r>
+        <w:t xml:space="preserve">  brand: "Apple",</w:t>
+      </w:r>
+    </w:p>
+    <w:p>
+      <w:pPr>
+        <w:ind w:left="720"/>
+      </w:pPr>
+      <w:r>
+        <w:t xml:space="preserve">  </w:t>
+      </w:r>
+      <w:proofErr w:type="spellStart"/>
+      <w:r>
+        <w:t>inStock</w:t>
+      </w:r>
+      <w:proofErr w:type="spellEnd"/>
+      <w:r>
+        <w:t>: true</w:t>
+      </w:r>
+    </w:p>
+    <w:p>
+      <w:pPr>
+        <w:ind w:left="720"/>
+      </w:pPr>
+      <w:r>
+        <w:t>},</w:t>
+      </w:r>
+    </w:p>
+    <w:p>
+      <w:pPr>
+        <w:ind w:left="720"/>
+      </w:pPr>
+      <w:r>
+        <w:t>{</w:t>
+      </w:r>
+    </w:p>
+    <w:p>
+      <w:pPr>
+        <w:ind w:left="720"/>
+      </w:pPr>
+      <w:r>
+        <w:lastRenderedPageBreak/>
+        <w:t xml:space="preserve">  _id: 3,</w:t>
+      </w:r>
+    </w:p>
+    <w:p>
+      <w:pPr>
+        <w:ind w:left="720"/>
+      </w:pPr>
+      <w:r>
+        <w:t xml:space="preserve">  </w:t>
+      </w:r>
+      <w:proofErr w:type="spellStart"/>
+      <w:r>
+        <w:t>pname</w:t>
+      </w:r>
+      <w:proofErr w:type="spellEnd"/>
+      <w:r>
+        <w:t>: "Samsung LED TV 43 inch",</w:t>
+      </w:r>
+    </w:p>
+    <w:p>
+      <w:pPr>
+        <w:ind w:left="720"/>
+      </w:pPr>
+      <w:r>
+        <w:t xml:space="preserve">  price: 30000,</w:t>
+      </w:r>
+    </w:p>
+    <w:p>
+      <w:pPr>
+        <w:ind w:left="720"/>
+      </w:pPr>
+      <w:r>
+        <w:t xml:space="preserve">  qty: 5,</w:t>
+      </w:r>
+    </w:p>
+    <w:p>
+      <w:pPr>
+        <w:ind w:left="720"/>
+      </w:pPr>
+      <w:r>
+        <w:t xml:space="preserve">  category: "Electronics",</w:t>
+      </w:r>
+    </w:p>
+    <w:p>
+      <w:pPr>
+        <w:ind w:left="720"/>
+      </w:pPr>
+      <w:r>
+        <w:t xml:space="preserve">  rating: 4.4,</w:t>
+      </w:r>
+    </w:p>
+    <w:p>
+      <w:pPr>
+        <w:ind w:left="720"/>
+      </w:pPr>
+      <w:r>
+        <w:t xml:space="preserve">  brand: "Samsung",</w:t>
+      </w:r>
+    </w:p>
+    <w:p>
+      <w:pPr>
+        <w:ind w:left="720"/>
+      </w:pPr>
+      <w:r>
+        <w:t xml:space="preserve">  </w:t>
+      </w:r>
+      <w:proofErr w:type="spellStart"/>
+      <w:r>
+        <w:t>inStock</w:t>
+      </w:r>
+      <w:proofErr w:type="spellEnd"/>
+      <w:r>
+        <w:t>: true</w:t>
+      </w:r>
+    </w:p>
+    <w:p>
+      <w:pPr>
+        <w:ind w:left="720"/>
+      </w:pPr>
+      <w:r>
+        <w:t>},</w:t>
+      </w:r>
+    </w:p>
+    <w:p>
+      <w:pPr>
+        <w:ind w:left="720"/>
+      </w:pPr>
+      <w:r>
+        <w:t>{</w:t>
+      </w:r>
+    </w:p>
+    <w:p>
+      <w:pPr>
+        <w:ind w:left="720"/>
+      </w:pPr>
+      <w:r>
+        <w:t xml:space="preserve">  _id: 4,</w:t>
+      </w:r>
+    </w:p>
+    <w:p>
+      <w:pPr>
+        <w:ind w:left="720"/>
+      </w:pPr>
+      <w:r>
+        <w:t xml:space="preserve">  </w:t>
+      </w:r>
+      <w:proofErr w:type="spellStart"/>
+      <w:r>
+        <w:t>pname</w:t>
+      </w:r>
+      <w:proofErr w:type="spellEnd"/>
+      <w:r>
+        <w:t>: "Nike Running Shoes",</w:t>
+      </w:r>
+    </w:p>
+    <w:p>
+      <w:pPr>
+        <w:ind w:left="720"/>
+      </w:pPr>
+      <w:r>
+        <w:t xml:space="preserve">  price: 4500,</w:t>
+      </w:r>
+    </w:p>
+    <w:p>
+      <w:pPr>
+        <w:ind w:left="720"/>
+      </w:pPr>
+      <w:r>
+        <w:t xml:space="preserve">  qty: 20,</w:t>
+      </w:r>
+    </w:p>
+    <w:p>
+      <w:pPr>
+        <w:ind w:left="720"/>
+      </w:pPr>
+      <w:r>
+        <w:t xml:space="preserve">  category: "Footwear",</w:t>
+      </w:r>
+    </w:p>
+    <w:p>
+      <w:pPr>
+        <w:ind w:left="720"/>
+      </w:pPr>
+      <w:r>
+        <w:t xml:space="preserve">  rating: 4.2,</w:t>
+      </w:r>
+    </w:p>
+    <w:p>
+      <w:pPr>
+        <w:ind w:left="720"/>
+      </w:pPr>
+      <w:r>
+        <w:t xml:space="preserve">  brand: "Nike",</w:t>
+      </w:r>
+    </w:p>
+    <w:p>
+      <w:pPr>
+        <w:ind w:left="720"/>
+      </w:pPr>
+      <w:r>
+        <w:t xml:space="preserve">  </w:t>
+      </w:r>
+      <w:proofErr w:type="spellStart"/>
+      <w:r>
+        <w:t>inStock</w:t>
+      </w:r>
+      <w:proofErr w:type="spellEnd"/>
+      <w:r>
+        <w:t>: true</w:t>
+      </w:r>
+    </w:p>
+    <w:p>
+      <w:pPr>
+        <w:ind w:left="720"/>
+      </w:pPr>
+      <w:r>
+        <w:t>},</w:t>
+      </w:r>
+    </w:p>
+    <w:p>
+      <w:pPr>
+        <w:ind w:left="720"/>
+      </w:pPr>
+      <w:r>
+        <w:t>{</w:t>
+      </w:r>
+    </w:p>
+    <w:p>
+      <w:pPr>
+        <w:ind w:left="720"/>
+      </w:pPr>
+      <w:r>
+        <w:t xml:space="preserve">  _id: 5,</w:t>
+      </w:r>
+    </w:p>
+    <w:p>
+      <w:pPr>
+        <w:ind w:left="720"/>
+      </w:pPr>
+      <w:r>
+        <w:t xml:space="preserve">  </w:t>
+      </w:r>
+      <w:proofErr w:type="spellStart"/>
+      <w:r>
+        <w:t>pname</w:t>
+      </w:r>
+      <w:proofErr w:type="spellEnd"/>
+      <w:r>
+        <w:t>: "Puma Sports T-Shirt",</w:t>
+      </w:r>
+    </w:p>
+    <w:p>
+      <w:pPr>
+        <w:ind w:left="720"/>
+      </w:pPr>
+      <w:r>
+        <w:t xml:space="preserve">  price: 1200,</w:t>
+      </w:r>
+    </w:p>
+    <w:p>
+      <w:pPr>
+        <w:ind w:left="720"/>
+      </w:pPr>
+      <w:r>
+        <w:t xml:space="preserve">  qty: 25,</w:t>
+      </w:r>
+    </w:p>
+    <w:p>
+      <w:pPr>
+        <w:ind w:left="720"/>
+      </w:pPr>
+      <w:r>
+        <w:t xml:space="preserve">  category: "Clothing",</w:t>
+      </w:r>
+    </w:p>
+    <w:p>
+      <w:pPr>
+        <w:ind w:left="720"/>
+      </w:pPr>
+      <w:r>
+        <w:t xml:space="preserve">  rating: 4.1,</w:t>
+      </w:r>
+    </w:p>
+    <w:p>
+      <w:pPr>
+        <w:ind w:left="720"/>
+      </w:pPr>
+      <w:r>
+        <w:t xml:space="preserve">  brand: "Puma",</w:t>
+      </w:r>
+    </w:p>
+    <w:p>
+      <w:pPr>
+        <w:ind w:left="720"/>
+      </w:pPr>
+      <w:r>
+        <w:t xml:space="preserve">  </w:t>
+      </w:r>
+      <w:proofErr w:type="spellStart"/>
+      <w:r>
+        <w:t>inStock</w:t>
+      </w:r>
+      <w:proofErr w:type="spellEnd"/>
+      <w:r>
+        <w:t>: true</w:t>
+      </w:r>
+    </w:p>
+    <w:p>
+      <w:pPr>
+        <w:ind w:left="720"/>
+      </w:pPr>
+      <w:r>
+        <w:lastRenderedPageBreak/>
+        <w:t>},</w:t>
+      </w:r>
+    </w:p>
+    <w:p>
+      <w:pPr>
+        <w:ind w:left="720"/>
+      </w:pPr>
+      <w:r>
+        <w:t>{</w:t>
+      </w:r>
+    </w:p>
+    <w:p>
+      <w:pPr>
+        <w:ind w:left="720"/>
+      </w:pPr>
+      <w:r>
+        <w:t xml:space="preserve">  _id: 6,</w:t>
+      </w:r>
+    </w:p>
+    <w:p>
+      <w:pPr>
+        <w:ind w:left="720"/>
+      </w:pPr>
+      <w:r>
+        <w:t xml:space="preserve">  </w:t>
+      </w:r>
+      <w:proofErr w:type="spellStart"/>
+      <w:r>
+        <w:t>pname</w:t>
+      </w:r>
+      <w:proofErr w:type="spellEnd"/>
+      <w:r>
+        <w:t>: "Wooden Study Table",</w:t>
+      </w:r>
+    </w:p>
+    <w:p>
+      <w:pPr>
+        <w:ind w:left="720"/>
+      </w:pPr>
+      <w:r>
+        <w:t xml:space="preserve">  price: 7000,</w:t>
+      </w:r>
+    </w:p>
+    <w:p>
+      <w:pPr>
+        <w:ind w:left="720"/>
+      </w:pPr>
+      <w:r>
+        <w:t xml:space="preserve">  qty: 6,</w:t>
+      </w:r>
+    </w:p>
+    <w:p>
+      <w:pPr>
+        <w:ind w:left="720"/>
+      </w:pPr>
+      <w:r>
+        <w:t xml:space="preserve">  category: "Furniture",</w:t>
+      </w:r>
+    </w:p>
+    <w:p>
+      <w:pPr>
+        <w:ind w:left="720"/>
+      </w:pPr>
+      <w:r>
+        <w:t xml:space="preserve">  rating: 4.3,</w:t>
+      </w:r>
+    </w:p>
+    <w:p>
+      <w:pPr>
+        <w:ind w:left="720"/>
+      </w:pPr>
+      <w:r>
+        <w:t xml:space="preserve">  brand: "</w:t>
+      </w:r>
+      <w:proofErr w:type="spellStart"/>
+      <w:r>
+        <w:t>HomeStyle</w:t>
+      </w:r>
+      <w:proofErr w:type="spellEnd"/>
+      <w:r>
+        <w:t>",</w:t>
+      </w:r>
+    </w:p>
+    <w:p>
+      <w:pPr>
+        <w:ind w:left="720"/>
+      </w:pPr>
+      <w:r>
+        <w:t xml:space="preserve">  </w:t>
+      </w:r>
+      <w:proofErr w:type="spellStart"/>
+      <w:r>
+        <w:t>inStock</w:t>
+      </w:r>
+      <w:proofErr w:type="spellEnd"/>
+      <w:r>
+        <w:t>: true</w:t>
+      </w:r>
+    </w:p>
+    <w:p>
+      <w:pPr>
+        <w:ind w:left="720"/>
+      </w:pPr>
+      <w:r>
+        <w:t>},</w:t>
+      </w:r>
+    </w:p>
+    <w:p>
+      <w:pPr>
+        <w:ind w:left="720"/>
+      </w:pPr>
+      <w:r>
+        <w:t>{</w:t>
+      </w:r>
+    </w:p>
+    <w:p>
+      <w:pPr>
+        <w:ind w:left="720"/>
+      </w:pPr>
+      <w:r>
+        <w:t xml:space="preserve">  _id: 7,</w:t>
+      </w:r>
+    </w:p>
+    <w:p>
+      <w:pPr>
+        <w:ind w:left="720"/>
+      </w:pPr>
+      <w:r>
+        <w:t xml:space="preserve">  </w:t>
+      </w:r>
+      <w:proofErr w:type="spellStart"/>
+      <w:r>
+        <w:t>pname</w:t>
+      </w:r>
+      <w:proofErr w:type="spellEnd"/>
+      <w:r>
+        <w:t>: "Office Chair",</w:t>
+      </w:r>
+    </w:p>
+    <w:p>
+      <w:pPr>
+        <w:ind w:left="720"/>
+      </w:pPr>
+      <w:r>
+        <w:t xml:space="preserve">  price: 3500,</w:t>
+      </w:r>
+    </w:p>
+    <w:p>
+      <w:pPr>
+        <w:ind w:left="720"/>
+      </w:pPr>
+      <w:r>
+        <w:t xml:space="preserve">  qty: 12,</w:t>
+      </w:r>
+    </w:p>
+    <w:p>
+      <w:pPr>
+        <w:ind w:left="720"/>
+      </w:pPr>
+      <w:r>
+        <w:t xml:space="preserve">  category: "Furniture",</w:t>
+      </w:r>
+    </w:p>
+    <w:p>
+      <w:pPr>
+        <w:ind w:left="720"/>
+      </w:pPr>
+      <w:r>
+        <w:t xml:space="preserve">  rating: 4.0,</w:t>
+      </w:r>
+    </w:p>
+    <w:p>
+      <w:pPr>
+        <w:ind w:left="720"/>
+      </w:pPr>
+      <w:r>
+        <w:t xml:space="preserve">  brand: "Ikea",</w:t>
+      </w:r>
+    </w:p>
+    <w:p>
+      <w:pPr>
+        <w:ind w:left="720"/>
+      </w:pPr>
+      <w:r>
+        <w:t xml:space="preserve">  </w:t>
+      </w:r>
+      <w:proofErr w:type="spellStart"/>
+      <w:r>
+        <w:t>inStock</w:t>
+      </w:r>
+      <w:proofErr w:type="spellEnd"/>
+      <w:r>
+        <w:t>: true</w:t>
+      </w:r>
+    </w:p>
+    <w:p>
+      <w:pPr>
+        <w:ind w:left="720"/>
+      </w:pPr>
+      <w:r>
+        <w:t>},</w:t>
+      </w:r>
+    </w:p>
+    <w:p>
+      <w:pPr>
+        <w:ind w:left="720"/>
+      </w:pPr>
+      <w:r>
+        <w:t>{</w:t>
+      </w:r>
+    </w:p>
+    <w:p>
+      <w:pPr>
+        <w:ind w:left="720"/>
+      </w:pPr>
+      <w:r>
+        <w:t xml:space="preserve">  _id: 8,</w:t>
+      </w:r>
+    </w:p>
+    <w:p>
+      <w:pPr>
+        <w:ind w:left="720"/>
+      </w:pPr>
+      <w:r>
+        <w:t xml:space="preserve">  </w:t>
+      </w:r>
+      <w:proofErr w:type="spellStart"/>
+      <w:r>
+        <w:t>pname</w:t>
+      </w:r>
+      <w:proofErr w:type="spellEnd"/>
+      <w:r>
+        <w:t>: "Sony Headphones",</w:t>
+      </w:r>
+    </w:p>
+    <w:p>
+      <w:pPr>
+        <w:ind w:left="720"/>
+      </w:pPr>
+      <w:r>
+        <w:t xml:space="preserve">  price: 2500,</w:t>
+      </w:r>
+    </w:p>
+    <w:p>
+      <w:pPr>
+        <w:ind w:left="720"/>
+      </w:pPr>
+      <w:r>
+        <w:t xml:space="preserve">  qty: 15,</w:t>
+      </w:r>
+    </w:p>
+    <w:p>
+      <w:pPr>
+        <w:ind w:left="720"/>
+      </w:pPr>
+      <w:r>
+        <w:t xml:space="preserve">  category: "Electronics",</w:t>
+      </w:r>
+    </w:p>
+    <w:p>
+      <w:pPr>
+        <w:ind w:left="720"/>
+      </w:pPr>
+      <w:r>
+        <w:t xml:space="preserve">  rating: 4.6,</w:t>
+      </w:r>
+    </w:p>
+    <w:p>
+      <w:pPr>
+        <w:ind w:left="720"/>
+      </w:pPr>
+      <w:r>
+        <w:lastRenderedPageBreak/>
+        <w:t xml:space="preserve">  brand: "Sony",</w:t>
+      </w:r>
+    </w:p>
+    <w:p>
+      <w:pPr>
+        <w:ind w:left="720"/>
+      </w:pPr>
+      <w:r>
+        <w:t xml:space="preserve">  </w:t>
+      </w:r>
+      <w:proofErr w:type="spellStart"/>
+      <w:r>
+        <w:t>inStock</w:t>
+      </w:r>
+      <w:proofErr w:type="spellEnd"/>
+      <w:r>
+        <w:t>: true</w:t>
+      </w:r>
+    </w:p>
+    <w:p>
+      <w:pPr>
+        <w:ind w:left="720"/>
+      </w:pPr>
+      <w:r>
+        <w:t>},</w:t>
+      </w:r>
+    </w:p>
+    <w:p>
+      <w:pPr>
+        <w:ind w:left="720"/>
+      </w:pPr>
+      <w:r>
+        <w:t>{</w:t>
+      </w:r>
+    </w:p>
+    <w:p>
+      <w:pPr>
+        <w:ind w:left="720"/>
+      </w:pPr>
+      <w:r>
+        <w:t xml:space="preserve">  _id: 9,</w:t>
+      </w:r>
+    </w:p>
+    <w:p>
+      <w:pPr>
+        <w:ind w:left="720"/>
+      </w:pPr>
+      <w:r>
+        <w:t xml:space="preserve">  </w:t>
+      </w:r>
+      <w:proofErr w:type="spellStart"/>
+      <w:r>
+        <w:t>pname</w:t>
+      </w:r>
+      <w:proofErr w:type="spellEnd"/>
+      <w:r>
+        <w:t>: "HP Printer",</w:t>
+      </w:r>
+    </w:p>
+    <w:p>
+      <w:pPr>
+        <w:ind w:left="720"/>
+      </w:pPr>
+      <w:r>
+        <w:t xml:space="preserve">  price: 9000,</w:t>
+      </w:r>
+    </w:p>
+    <w:p>
+      <w:pPr>
+        <w:ind w:left="720"/>
+      </w:pPr>
+      <w:r>
+        <w:t xml:space="preserve">  qty: 7,</w:t>
+      </w:r>
+    </w:p>
+    <w:p>
+      <w:pPr>
+        <w:ind w:left="720"/>
+      </w:pPr>
+      <w:r>
+        <w:t xml:space="preserve">  category: "Electronics",</w:t>
+      </w:r>
+    </w:p>
+    <w:p>
+      <w:pPr>
+        <w:ind w:left="720"/>
+      </w:pPr>
+      <w:r>
+        <w:t xml:space="preserve">  rating: 4.2,</w:t>
+      </w:r>
+    </w:p>
+    <w:p>
+      <w:pPr>
+        <w:ind w:left="720"/>
+      </w:pPr>
+      <w:r>
+        <w:t xml:space="preserve">  brand: "HP",</w:t>
+      </w:r>
+    </w:p>
+    <w:p>
+      <w:pPr>
+        <w:ind w:left="720"/>
+      </w:pPr>
+      <w:r>
+        <w:t xml:space="preserve">  </w:t>
+      </w:r>
+      <w:proofErr w:type="spellStart"/>
+      <w:r>
+        <w:t>inStock</w:t>
+      </w:r>
+      <w:proofErr w:type="spellEnd"/>
+      <w:r>
+        <w:t>: true</w:t>
+      </w:r>
+    </w:p>
+    <w:p>
+      <w:pPr>
+        <w:ind w:left="720"/>
+      </w:pPr>
+      <w:r>
+        <w:t>},</w:t>
+      </w:r>
+    </w:p>
+    <w:p>
+      <w:pPr>
+        <w:ind w:left="720"/>
+      </w:pPr>
+      <w:r>
+        <w:t>{</w:t>
+      </w:r>
+    </w:p>
+    <w:p>
+      <w:pPr>
+        <w:ind w:left="720"/>
+      </w:pPr>
+      <w:r>
+        <w:t xml:space="preserve">  _id: 10,</w:t>
+      </w:r>
+    </w:p>
+    <w:p>
+      <w:pPr>
+        <w:ind w:left="720"/>
+      </w:pPr>
+      <w:r>
+        <w:t xml:space="preserve">  </w:t>
+      </w:r>
+      <w:proofErr w:type="spellStart"/>
+      <w:r>
+        <w:t>pname</w:t>
+      </w:r>
+      <w:proofErr w:type="spellEnd"/>
+      <w:r>
+        <w:t>: "Refrigerator LG 260L",</w:t>
+      </w:r>
+    </w:p>
+    <w:p>
+      <w:pPr>
+        <w:ind w:left="720"/>
+      </w:pPr>
+      <w:r>
+        <w:t xml:space="preserve">  price: 28000,</w:t>
+      </w:r>
+    </w:p>
+    <w:p>
+      <w:pPr>
+        <w:ind w:left="720"/>
+      </w:pPr>
+      <w:r>
+        <w:t xml:space="preserve">  qty: 4,</w:t>
+      </w:r>
+    </w:p>
+    <w:p>
+      <w:pPr>
+        <w:ind w:left="720"/>
+      </w:pPr>
+      <w:r>
+        <w:t xml:space="preserve">  category: "Appliances",</w:t>
+      </w:r>
+    </w:p>
+    <w:p>
+      <w:pPr>
+        <w:ind w:left="720"/>
+      </w:pPr>
+      <w:r>
+        <w:t xml:space="preserve">  rating: 4.5,</w:t>
+      </w:r>
+    </w:p>
+    <w:p>
+      <w:pPr>
+        <w:ind w:left="720"/>
+      </w:pPr>
+      <w:r>
+        <w:t xml:space="preserve">  brand: "LG",</w:t>
+      </w:r>
+    </w:p>
+    <w:p>
+      <w:pPr>
+        <w:ind w:left="720"/>
+      </w:pPr>
+      <w:r>
+        <w:t xml:space="preserve">  </w:t>
+      </w:r>
+      <w:proofErr w:type="spellStart"/>
+      <w:r>
+        <w:t>inStock</w:t>
+      </w:r>
+      <w:proofErr w:type="spellEnd"/>
+      <w:r>
+        <w:t>: true</w:t>
+      </w:r>
+    </w:p>
+    <w:p>
+      <w:pPr>
+        <w:ind w:left="720"/>
+      </w:pPr>
+      <w:r>
+        <w:t>},</w:t>
+      </w:r>
+    </w:p>
+    <w:p>
+      <w:pPr>
+        <w:ind w:left="720"/>
+      </w:pPr>
+      <w:r>
+        <w:t>{</w:t>
+      </w:r>
+    </w:p>
+    <w:p>
+      <w:pPr>
+        <w:ind w:left="720"/>
+      </w:pPr>
+      <w:r>
+        <w:t xml:space="preserve">  _id: 11,</w:t>
+      </w:r>
+    </w:p>
+    <w:p>
+      <w:pPr>
+        <w:ind w:left="720"/>
+      </w:pPr>
+      <w:r>
+        <w:t xml:space="preserve">  </w:t>
+      </w:r>
+      <w:proofErr w:type="spellStart"/>
+      <w:r>
+        <w:t>pname</w:t>
+      </w:r>
+      <w:proofErr w:type="spellEnd"/>
+      <w:r>
+        <w:t>: "Washing Machine IFB",</w:t>
+      </w:r>
+    </w:p>
+    <w:p>
+      <w:pPr>
+        <w:ind w:left="720"/>
+      </w:pPr>
+      <w:r>
+        <w:t xml:space="preserve">  price: 22000,</w:t>
+      </w:r>
+    </w:p>
+    <w:p>
+      <w:pPr>
+        <w:ind w:left="720"/>
+      </w:pPr>
+      <w:r>
+        <w:t xml:space="preserve">  qty: 3,</w:t>
+      </w:r>
+    </w:p>
+    <w:p>
+      <w:pPr>
+        <w:ind w:left="720"/>
+      </w:pPr>
+      <w:r>
+        <w:lastRenderedPageBreak/>
+        <w:t xml:space="preserve">  category: "Appliances",</w:t>
+      </w:r>
+    </w:p>
+    <w:p>
+      <w:pPr>
+        <w:ind w:left="720"/>
+      </w:pPr>
+      <w:r>
+        <w:t xml:space="preserve">  rating: 4.3,</w:t>
+      </w:r>
+    </w:p>
+    <w:p>
+      <w:pPr>
+        <w:ind w:left="720"/>
+      </w:pPr>
+      <w:r>
+        <w:t xml:space="preserve">  brand: "IFB",</w:t>
+      </w:r>
+    </w:p>
+    <w:p>
+      <w:pPr>
+        <w:ind w:left="720"/>
+      </w:pPr>
+      <w:r>
+        <w:t xml:space="preserve">  </w:t>
+      </w:r>
+      <w:proofErr w:type="spellStart"/>
+      <w:r>
+        <w:t>inStock</w:t>
+      </w:r>
+      <w:proofErr w:type="spellEnd"/>
+      <w:r>
+        <w:t>: true</w:t>
+      </w:r>
+    </w:p>
+    <w:p>
+      <w:pPr>
+        <w:ind w:left="720"/>
+      </w:pPr>
+      <w:r>
+        <w:t>},</w:t>
+      </w:r>
+    </w:p>
+    <w:p>
+      <w:pPr>
+        <w:ind w:left="720"/>
+      </w:pPr>
+      <w:r>
+        <w:t>{</w:t>
+      </w:r>
+    </w:p>
+    <w:p>
+      <w:pPr>
+        <w:ind w:left="720"/>
+      </w:pPr>
+      <w:r>
+        <w:t xml:space="preserve">  _id: 12,</w:t>
+      </w:r>
+    </w:p>
+    <w:p>
+      <w:pPr>
+        <w:ind w:left="720"/>
+      </w:pPr>
+      <w:r>
+        <w:t xml:space="preserve">  </w:t>
+      </w:r>
+      <w:proofErr w:type="spellStart"/>
+      <w:r>
+        <w:t>pname</w:t>
+      </w:r>
+      <w:proofErr w:type="spellEnd"/>
+      <w:r>
+        <w:t>: "Backpack Wildcraft",</w:t>
+      </w:r>
+    </w:p>
+    <w:p>
+      <w:pPr>
+        <w:ind w:left="720"/>
+      </w:pPr>
+      <w:r>
+        <w:t xml:space="preserve">  price: 1800,</w:t>
+      </w:r>
+    </w:p>
+    <w:p>
+      <w:pPr>
+        <w:ind w:left="720"/>
+      </w:pPr>
+      <w:r>
+        <w:t xml:space="preserve">  qty: 30,</w:t>
+      </w:r>
+    </w:p>
+    <w:p>
+      <w:pPr>
+        <w:ind w:left="720"/>
+      </w:pPr>
+      <w:r>
+        <w:t xml:space="preserve">  category: "Accessories",</w:t>
+      </w:r>
+    </w:p>
+    <w:p>
+      <w:pPr>
+        <w:ind w:left="720"/>
+      </w:pPr>
+      <w:r>
+        <w:t xml:space="preserve">  rating: 4.4,</w:t>
+      </w:r>
+    </w:p>
+    <w:p>
+      <w:pPr>
+        <w:ind w:left="720"/>
+      </w:pPr>
+      <w:r>
+        <w:t xml:space="preserve">  brand: "Wildcraft",</w:t>
+      </w:r>
+    </w:p>
+    <w:p>
+      <w:pPr>
+        <w:ind w:left="720"/>
+      </w:pPr>
+      <w:r>
+        <w:t xml:space="preserve">  </w:t>
+      </w:r>
+      <w:proofErr w:type="spellStart"/>
+      <w:r>
+        <w:t>inStock</w:t>
+      </w:r>
+      <w:proofErr w:type="spellEnd"/>
+      <w:r>
+        <w:t>: true</w:t>
+      </w:r>
+    </w:p>
+    <w:p>
+      <w:pPr>
+        <w:ind w:left="720"/>
+      </w:pPr>
+      <w:r>
+        <w:t>},</w:t>
+      </w:r>
+    </w:p>
+    <w:p>
+      <w:pPr>
+        <w:ind w:left="720"/>
+      </w:pPr>
+      <w:r>
+        <w:t>{</w:t>
+      </w:r>
+    </w:p>
+    <w:p>
+      <w:pPr>
+        <w:ind w:left="720"/>
+      </w:pPr>
+      <w:r>
+        <w:t xml:space="preserve">  _id: 13,</w:t>
+      </w:r>
+    </w:p>
+    <w:p>
+      <w:pPr>
+        <w:ind w:left="720"/>
+      </w:pPr>
+      <w:r>
+        <w:t xml:space="preserve">  </w:t>
+      </w:r>
+      <w:proofErr w:type="spellStart"/>
+      <w:r>
+        <w:t>pname</w:t>
+      </w:r>
+      <w:proofErr w:type="spellEnd"/>
+      <w:r>
+        <w:t>: "Smart Watch Noise",</w:t>
+      </w:r>
+    </w:p>
+    <w:p>
+      <w:pPr>
+        <w:ind w:left="720"/>
+      </w:pPr>
+      <w:r>
+        <w:t xml:space="preserve">  price: 3000,</w:t>
+      </w:r>
+    </w:p>
+    <w:p>
+      <w:pPr>
+        <w:ind w:left="720"/>
+      </w:pPr>
+      <w:r>
+        <w:t xml:space="preserve">  qty: 18,</w:t>
+      </w:r>
+    </w:p>
+    <w:p>
+      <w:pPr>
+        <w:ind w:left="720"/>
+      </w:pPr>
+      <w:r>
+        <w:t xml:space="preserve">  category: "Electronics",</w:t>
+      </w:r>
+    </w:p>
+    <w:p>
+      <w:pPr>
+        <w:ind w:left="720"/>
+      </w:pPr>
+      <w:r>
+        <w:t xml:space="preserve">  rating: 4.1,</w:t>
+      </w:r>
+    </w:p>
+    <w:p>
+      <w:pPr>
+        <w:ind w:left="720"/>
+      </w:pPr>
+      <w:r>
+        <w:t xml:space="preserve">  brand: "Noise",</w:t>
+      </w:r>
+    </w:p>
+    <w:p>
+      <w:pPr>
+        <w:ind w:left="720"/>
+      </w:pPr>
+      <w:r>
+        <w:t xml:space="preserve">  </w:t>
+      </w:r>
+      <w:proofErr w:type="spellStart"/>
+      <w:r>
+        <w:t>inStock</w:t>
+      </w:r>
+      <w:proofErr w:type="spellEnd"/>
+      <w:r>
+        <w:t>: true</w:t>
+      </w:r>
+    </w:p>
+    <w:p>
+      <w:pPr>
+        <w:ind w:left="720"/>
+      </w:pPr>
+      <w:r>
+        <w:t>},</w:t>
+      </w:r>
+    </w:p>
+    <w:p>
+      <w:pPr>
+        <w:ind w:left="720"/>
+      </w:pPr>
+      <w:r>
+        <w:t>{</w:t>
+      </w:r>
+    </w:p>
+    <w:p>
+      <w:pPr>
+        <w:ind w:left="720"/>
+      </w:pPr>
+      <w:r>
+        <w:t xml:space="preserve">  _id: 14,</w:t>
+      </w:r>
+    </w:p>
+    <w:p>
+      <w:pPr>
+        <w:ind w:left="720"/>
+      </w:pPr>
+      <w:r>
+        <w:t xml:space="preserve">  </w:t>
+      </w:r>
+      <w:proofErr w:type="spellStart"/>
+      <w:r>
+        <w:t>pname</w:t>
+      </w:r>
+      <w:proofErr w:type="spellEnd"/>
+      <w:r>
+        <w:t>: "Dining Table Set",</w:t>
+      </w:r>
+    </w:p>
+    <w:p>
+      <w:pPr>
+        <w:ind w:left="720"/>
+      </w:pPr>
+      <w:r>
+        <w:lastRenderedPageBreak/>
+        <w:t xml:space="preserve">  price: 15000,</w:t>
+      </w:r>
+    </w:p>
+    <w:p>
+      <w:pPr>
+        <w:ind w:left="720"/>
+      </w:pPr>
+      <w:r>
+        <w:t xml:space="preserve">  qty: 2,</w:t>
+      </w:r>
+    </w:p>
+    <w:p>
+      <w:pPr>
+        <w:ind w:left="720"/>
+      </w:pPr>
+      <w:r>
+        <w:t xml:space="preserve">  category: "Furniture",</w:t>
+      </w:r>
+    </w:p>
+    <w:p>
+      <w:pPr>
+        <w:ind w:left="720"/>
+      </w:pPr>
+      <w:r>
+        <w:t xml:space="preserve">  rating: 4.6,</w:t>
+      </w:r>
+    </w:p>
+    <w:p>
+      <w:pPr>
+        <w:ind w:left="720"/>
+      </w:pPr>
+      <w:r>
+        <w:t xml:space="preserve">  brand: "</w:t>
+      </w:r>
+      <w:proofErr w:type="spellStart"/>
+      <w:r>
+        <w:t>HomeTown</w:t>
+      </w:r>
+      <w:proofErr w:type="spellEnd"/>
+      <w:r>
+        <w:t>",</w:t>
+      </w:r>
+    </w:p>
+    <w:p>
+      <w:pPr>
+        <w:ind w:left="720"/>
+      </w:pPr>
+      <w:r>
+        <w:t xml:space="preserve">  </w:t>
+      </w:r>
+      <w:proofErr w:type="spellStart"/>
+      <w:r>
+        <w:t>inStock</w:t>
+      </w:r>
+      <w:proofErr w:type="spellEnd"/>
+      <w:r>
+        <w:t>: false</w:t>
+      </w:r>
+    </w:p>
+    <w:p>
+      <w:pPr>
+        <w:ind w:left="720"/>
+      </w:pPr>
+      <w:r>
+        <w:t>},</w:t>
+      </w:r>
+    </w:p>
+    <w:p>
+      <w:pPr>
+        <w:ind w:left="720"/>
+      </w:pPr>
+      <w:r>
+        <w:t>{</w:t>
+      </w:r>
+    </w:p>
+    <w:p>
+      <w:pPr>
+        <w:ind w:left="720"/>
+      </w:pPr>
+      <w:r>
+        <w:t xml:space="preserve">  _id: 15,</w:t>
+      </w:r>
+    </w:p>
+    <w:p>
+      <w:pPr>
+        <w:ind w:left="720"/>
+      </w:pPr>
+      <w:r>
+        <w:t xml:space="preserve">  </w:t>
+      </w:r>
+      <w:proofErr w:type="spellStart"/>
+      <w:r>
+        <w:t>pname</w:t>
+      </w:r>
+      <w:proofErr w:type="spellEnd"/>
+      <w:r>
+        <w:t>: "Bluetooth Speaker JBL",</w:t>
+      </w:r>
+    </w:p>
+    <w:p>
+      <w:pPr>
+        <w:ind w:left="720"/>
+      </w:pPr>
+      <w:r>
+        <w:t xml:space="preserve">  price: 3500,</w:t>
+      </w:r>
+    </w:p>
+    <w:p>
+      <w:pPr>
+        <w:ind w:left="720"/>
+      </w:pPr>
+      <w:r>
+        <w:t xml:space="preserve">  qty: 14,</w:t>
+      </w:r>
+    </w:p>
+    <w:p>
+      <w:pPr>
+        <w:ind w:left="720"/>
+      </w:pPr>
+      <w:r>
+        <w:t xml:space="preserve">  category: "Electronics",</w:t>
+      </w:r>
+    </w:p>
+    <w:p>
+      <w:pPr>
+        <w:ind w:left="720"/>
+      </w:pPr>
+      <w:r>
+        <w:t xml:space="preserve">  rating: 4.7,</w:t>
+      </w:r>
+    </w:p>
+    <w:p>
+      <w:pPr>
+        <w:ind w:left="720"/>
+      </w:pPr>
+      <w:r>
+        <w:t xml:space="preserve">  brand: "JBL",</w:t>
+      </w:r>
+    </w:p>
+    <w:p>
+      <w:pPr>
+        <w:ind w:left="720"/>
+      </w:pPr>
+      <w:r>
+        <w:t xml:space="preserve">  </w:t>
+      </w:r>
+      <w:proofErr w:type="spellStart"/>
+      <w:r>
+        <w:t>inStock</w:t>
+      </w:r>
+      <w:proofErr w:type="spellEnd"/>
+      <w:r>
+        <w:t>: true</w:t>
+      </w:r>
+    </w:p>
+    <w:p>
+      <w:pPr>
+        <w:ind w:left="720"/>
+      </w:pPr>
+      <w:r>
+        <w:t>}</w:t>
+      </w:r>
+    </w:p>
+    <w:p>
+      <w:pPr>
+        <w:ind w:left="720"/>
+      </w:pPr>
+      <w:r>
+        <w:t>]);</w:t>
+      </w:r>
+    </w:p>
+    <w:p>
+      <w:pPr>
+        <w:ind w:left="720"/>
+      </w:pPr>
+    </w:p>
+    <w:p>
+      <w:pPr>
+        <w:ind w:left="720"/>
+      </w:pPr>
+    </w:p>
+    <w:p>
+      <w:pPr>
+        <w:ind w:left="720"/>
+      </w:pPr>
+    </w:p>
+    <w:p>
+      <w:pPr>
+        <w:ind w:left="720"/>
+      </w:pPr>
+    </w:p>
+    <w:p>
+      <w:pPr>
+        <w:ind w:left="720"/>
+      </w:pPr>
+    </w:p>
+    <w:p>
+      <w:pPr>
+        <w:ind w:left="720"/>
+      </w:pPr>
+    </w:p>
+    <w:p>
+      <w:pPr>
+        <w:ind w:left="720"/>
+      </w:pPr>
+    </w:p>
+    <w:p>
+      <w:pPr>
+        <w:ind w:left="720"/>
+      </w:pPr>
+    </w:p>
+    <w:p>
+      <w:pPr>
+        <w:ind w:left="720"/>
+      </w:pPr>
+    </w:p>
+    <w:p>
+      <w:pPr>
+        <w:ind w:left="720"/>
+      </w:pPr>
+    </w:p>
+    <w:p>
+      <w:pPr>
+        <w:ind w:left="720"/>
+      </w:pPr>
+      <w:r>
+        <w:lastRenderedPageBreak/>
+        <w:t xml:space="preserve">First creating group </w:t>
+      </w:r>
+    </w:p>
+    <w:p>
+      <w:pPr>
+        <w:ind w:left="720"/>
+      </w:pPr>
+      <w:proofErr w:type="spellStart"/>
+      <w:proofErr w:type="gramStart"/>
+      <w:r>
+        <w:rPr>
+          <w:highlight w:val="yellow"/>
+        </w:rPr>
+        <w:t>db.products</w:t>
+      </w:r>
+      <w:proofErr w:type="gramEnd"/>
+      <w:r>
+        <w:rPr>
+          <w:highlight w:val="yellow"/>
+        </w:rPr>
+        <w:t>.aggregate</w:t>
+      </w:r>
+      <w:proofErr w:type="spellEnd"/>
+      <w:r>
+        <w:rPr>
+          <w:highlight w:val="yellow"/>
+        </w:rPr>
+        <w:t>({$</w:t>
+      </w:r>
+      <w:proofErr w:type="gramStart"/>
+      <w:r>
+        <w:rPr>
+          <w:highlight w:val="yellow"/>
+        </w:rPr>
+        <w:t>group:{</w:t>
+      </w:r>
+      <w:proofErr w:type="gramEnd"/>
+      <w:r>
+        <w:rPr>
+          <w:highlight w:val="yellow"/>
+        </w:rPr>
+        <w:t>_id:"$category"}});</w:t>
+      </w:r>
+    </w:p>
+    <w:p>
+      <w:pPr>
+        <w:ind w:left="720"/>
+      </w:pPr>
+    </w:p>
+    <w:p>
+      <w:pPr>
+        <w:ind w:left="720"/>
+      </w:pPr>
+    </w:p>
+    <w:p>
+      <w:pPr>
+        <w:ind w:left="360"/>
       </w:pPr>
     </w:p>
     <w:sectPr>

--- a/FSD - Designing and Managing Databases with MongoDB/FSD MERN - Designing and Managing Databases with MongoDB - Day 8 - 04-05-2026.docx
+++ b/FSD - Designing and Managing Databases with MongoDB/FSD MERN - Designing and Managing Databases with MongoDB - Day 8 - 04-05-2026.docx
@@ -2603,6 +2603,14 @@
     <w:p>
       <w:pPr>
         <w:ind w:left="720"/>
+        <w:rPr>
+          <w:highlight w:val="yellow"/>
+        </w:rPr>
+      </w:pPr>
+    </w:p>
+    <w:p>
+      <w:pPr>
+        <w:ind w:left="720"/>
       </w:pPr>
       <w:proofErr w:type="spellStart"/>
       <w:proofErr w:type="gramStart"/>
@@ -2645,6 +2653,406 @@
       <w:pPr>
         <w:ind w:left="720"/>
       </w:pPr>
+    </w:p>
+    <w:p>
+      <w:pPr>
+        <w:ind w:left="720"/>
+      </w:pPr>
+      <w:r>
+        <w:t xml:space="preserve">Total price of all </w:t>
+      </w:r>
+      <w:proofErr w:type="gramStart"/>
+      <w:r>
+        <w:t>document</w:t>
+      </w:r>
+      <w:proofErr w:type="gramEnd"/>
+      <w:r>
+        <w:t xml:space="preserve"> without </w:t>
+      </w:r>
+      <w:proofErr w:type="gramStart"/>
+      <w:r>
+        <w:t>sub group</w:t>
+      </w:r>
+      <w:proofErr w:type="gramEnd"/>
+      <w:r>
+        <w:t xml:space="preserve"> field </w:t>
+      </w:r>
+    </w:p>
+    <w:p>
+      <w:pPr>
+        <w:ind w:left="720"/>
+        <w:rPr>
+          <w:highlight w:val="yellow"/>
+        </w:rPr>
+      </w:pPr>
+    </w:p>
+    <w:p>
+      <w:pPr>
+        <w:ind w:left="720"/>
+      </w:pPr>
+      <w:proofErr w:type="gramStart"/>
+      <w:r>
+        <w:rPr>
+          <w:highlight w:val="yellow"/>
+        </w:rPr>
+        <w:t>db.products</w:t>
+      </w:r>
+      <w:proofErr w:type="gramEnd"/>
+      <w:r>
+        <w:rPr>
+          <w:highlight w:val="yellow"/>
+        </w:rPr>
+        <w:t>.aggregate({$</w:t>
+      </w:r>
+      <w:proofErr w:type="gramStart"/>
+      <w:r>
+        <w:rPr>
+          <w:highlight w:val="yellow"/>
+        </w:rPr>
+        <w:t>group:{</w:t>
+      </w:r>
+      <w:proofErr w:type="gramEnd"/>
+      <w:r>
+        <w:rPr>
+          <w:highlight w:val="yellow"/>
+        </w:rPr>
+        <w:t>_id:"</w:t>
+      </w:r>
+      <w:proofErr w:type="gramStart"/>
+      <w:r>
+        <w:rPr>
+          <w:highlight w:val="yellow"/>
+        </w:rPr>
+        <w:t>",TotalPrice</w:t>
+      </w:r>
+      <w:proofErr w:type="gramEnd"/>
+      <w:r>
+        <w:rPr>
+          <w:highlight w:val="yellow"/>
+        </w:rPr>
+        <w:t>:{$sum:"$price"}}});</w:t>
+      </w:r>
+    </w:p>
+    <w:p>
+      <w:pPr>
+        <w:ind w:left="720"/>
+      </w:pPr>
+    </w:p>
+    <w:p>
+      <w:pPr>
+        <w:ind w:left="720"/>
+      </w:pPr>
+      <w:r>
+        <w:t xml:space="preserve">total price group by category field  </w:t>
+      </w:r>
+    </w:p>
+    <w:p>
+      <w:pPr>
+        <w:ind w:left="720"/>
+      </w:pPr>
+      <w:proofErr w:type="gramStart"/>
+      <w:r>
+        <w:rPr>
+          <w:highlight w:val="yellow"/>
+        </w:rPr>
+        <w:t>db.products</w:t>
+      </w:r>
+      <w:proofErr w:type="gramEnd"/>
+      <w:r>
+        <w:rPr>
+          <w:highlight w:val="yellow"/>
+        </w:rPr>
+        <w:t>.aggregate({$</w:t>
+      </w:r>
+      <w:proofErr w:type="gramStart"/>
+      <w:r>
+        <w:rPr>
+          <w:highlight w:val="yellow"/>
+        </w:rPr>
+        <w:t>group:{</w:t>
+      </w:r>
+      <w:proofErr w:type="gramEnd"/>
+      <w:r>
+        <w:rPr>
+          <w:highlight w:val="yellow"/>
+        </w:rPr>
+        <w:t>_id:"$category</w:t>
+      </w:r>
+      <w:proofErr w:type="gramStart"/>
+      <w:r>
+        <w:rPr>
+          <w:highlight w:val="yellow"/>
+        </w:rPr>
+        <w:t>",TotalPrice</w:t>
+      </w:r>
+      <w:proofErr w:type="gramEnd"/>
+      <w:r>
+        <w:rPr>
+          <w:highlight w:val="yellow"/>
+        </w:rPr>
+        <w:t>:{$sum:"$price"}}});</w:t>
+      </w:r>
+    </w:p>
+    <w:p>
+      <w:pPr>
+        <w:ind w:left="720"/>
+      </w:pPr>
+    </w:p>
+    <w:p>
+      <w:pPr>
+        <w:ind w:left="720"/>
+      </w:pPr>
+      <w:r>
+        <w:t xml:space="preserve">max price </w:t>
+      </w:r>
+    </w:p>
+    <w:p>
+      <w:pPr>
+        <w:ind w:left="720"/>
+      </w:pPr>
+      <w:proofErr w:type="gramStart"/>
+      <w:r>
+        <w:rPr>
+          <w:highlight w:val="yellow"/>
+        </w:rPr>
+        <w:t>db.products</w:t>
+      </w:r>
+      <w:proofErr w:type="gramEnd"/>
+      <w:r>
+        <w:rPr>
+          <w:highlight w:val="yellow"/>
+        </w:rPr>
+        <w:t>.aggregate({$</w:t>
+      </w:r>
+      <w:proofErr w:type="gramStart"/>
+      <w:r>
+        <w:rPr>
+          <w:highlight w:val="yellow"/>
+        </w:rPr>
+        <w:t>group:{</w:t>
+      </w:r>
+      <w:proofErr w:type="gramEnd"/>
+      <w:r>
+        <w:rPr>
+          <w:highlight w:val="yellow"/>
+        </w:rPr>
+        <w:t>_id:"$category</w:t>
+      </w:r>
+      <w:proofErr w:type="gramStart"/>
+      <w:r>
+        <w:rPr>
+          <w:highlight w:val="yellow"/>
+        </w:rPr>
+        <w:t>",maxPrice</w:t>
+      </w:r>
+      <w:proofErr w:type="gramEnd"/>
+      <w:r>
+        <w:rPr>
+          <w:highlight w:val="yellow"/>
+        </w:rPr>
+        <w:t>:{$max:"$price"}}});</w:t>
+      </w:r>
+      <w:r>
+        <w:t xml:space="preserve"> </w:t>
+      </w:r>
+    </w:p>
+    <w:p>
+      <w:pPr>
+        <w:ind w:left="720"/>
+      </w:pPr>
+      <w:r>
+        <w:t xml:space="preserve">min price </w:t>
+      </w:r>
+    </w:p>
+    <w:p>
+      <w:pPr>
+        <w:ind w:left="720"/>
+      </w:pPr>
+    </w:p>
+    <w:p>
+      <w:pPr>
+        <w:ind w:left="720"/>
+      </w:pPr>
+      <w:proofErr w:type="gramStart"/>
+      <w:r>
+        <w:rPr>
+          <w:highlight w:val="yellow"/>
+        </w:rPr>
+        <w:t>db.products</w:t>
+      </w:r>
+      <w:proofErr w:type="gramEnd"/>
+      <w:r>
+        <w:rPr>
+          <w:highlight w:val="yellow"/>
+        </w:rPr>
+        <w:t>.aggregate({$</w:t>
+      </w:r>
+      <w:proofErr w:type="gramStart"/>
+      <w:r>
+        <w:rPr>
+          <w:highlight w:val="yellow"/>
+        </w:rPr>
+        <w:t>group:{</w:t>
+      </w:r>
+      <w:proofErr w:type="gramEnd"/>
+      <w:r>
+        <w:rPr>
+          <w:highlight w:val="yellow"/>
+        </w:rPr>
+        <w:t>_id:"$category</w:t>
+      </w:r>
+      <w:proofErr w:type="gramStart"/>
+      <w:r>
+        <w:rPr>
+          <w:highlight w:val="yellow"/>
+        </w:rPr>
+        <w:t>",minPrice</w:t>
+      </w:r>
+      <w:proofErr w:type="gramEnd"/>
+      <w:r>
+        <w:rPr>
+          <w:highlight w:val="yellow"/>
+        </w:rPr>
+        <w:t>:{$min:"$price"}}});</w:t>
+      </w:r>
+    </w:p>
+    <w:p>
+      <w:pPr>
+        <w:ind w:left="720"/>
+      </w:pPr>
+    </w:p>
+    <w:p>
+      <w:pPr>
+        <w:ind w:left="720"/>
+      </w:pPr>
+      <w:proofErr w:type="spellStart"/>
+      <w:r>
+        <w:t>Avg</w:t>
+      </w:r>
+      <w:proofErr w:type="spellEnd"/>
+      <w:r>
+        <w:t xml:space="preserve"> price </w:t>
+      </w:r>
+    </w:p>
+    <w:p>
+      <w:pPr>
+        <w:ind w:left="720"/>
+      </w:pPr>
+    </w:p>
+    <w:p>
+      <w:pPr>
+        <w:ind w:left="720"/>
+      </w:pPr>
+      <w:proofErr w:type="gramStart"/>
+      <w:r>
+        <w:rPr>
+          <w:highlight w:val="yellow"/>
+        </w:rPr>
+        <w:t>db.products</w:t>
+      </w:r>
+      <w:proofErr w:type="gramEnd"/>
+      <w:r>
+        <w:rPr>
+          <w:highlight w:val="yellow"/>
+        </w:rPr>
+        <w:t>.aggregate({$</w:t>
+      </w:r>
+      <w:proofErr w:type="gramStart"/>
+      <w:r>
+        <w:rPr>
+          <w:highlight w:val="yellow"/>
+        </w:rPr>
+        <w:t>group:{</w:t>
+      </w:r>
+      <w:proofErr w:type="gramEnd"/>
+      <w:r>
+        <w:rPr>
+          <w:highlight w:val="yellow"/>
+        </w:rPr>
+        <w:t>_id:"$category</w:t>
+      </w:r>
+      <w:proofErr w:type="gramStart"/>
+      <w:r>
+        <w:rPr>
+          <w:highlight w:val="yellow"/>
+        </w:rPr>
+        <w:t>",avgPrice</w:t>
+      </w:r>
+      <w:proofErr w:type="gramEnd"/>
+      <w:r>
+        <w:rPr>
+          <w:highlight w:val="yellow"/>
+        </w:rPr>
+        <w:t>:{$avg:"$price"}}});</w:t>
+      </w:r>
+    </w:p>
+    <w:p>
+      <w:pPr>
+        <w:ind w:left="720"/>
+      </w:pPr>
+    </w:p>
+    <w:p>
+      <w:pPr>
+        <w:ind w:left="720"/>
+      </w:pPr>
+      <w:r>
+        <w:t xml:space="preserve">total number of document group by category </w:t>
+      </w:r>
+    </w:p>
+    <w:p>
+      <w:pPr>
+        <w:ind w:left="720"/>
+        <w:rPr>
+          <w:highlight w:val="yellow"/>
+        </w:rPr>
+      </w:pPr>
+    </w:p>
+    <w:p>
+      <w:pPr>
+        <w:ind w:left="720"/>
+      </w:pPr>
+      <w:proofErr w:type="gramStart"/>
+      <w:r>
+        <w:rPr>
+          <w:highlight w:val="yellow"/>
+        </w:rPr>
+        <w:t>db.products</w:t>
+      </w:r>
+      <w:proofErr w:type="gramEnd"/>
+      <w:r>
+        <w:rPr>
+          <w:highlight w:val="yellow"/>
+        </w:rPr>
+        <w:t>.aggregate({$</w:t>
+      </w:r>
+      <w:proofErr w:type="gramStart"/>
+      <w:r>
+        <w:rPr>
+          <w:highlight w:val="yellow"/>
+        </w:rPr>
+        <w:t>group:{</w:t>
+      </w:r>
+      <w:proofErr w:type="gramEnd"/>
+      <w:r>
+        <w:rPr>
+          <w:highlight w:val="yellow"/>
+        </w:rPr>
+        <w:t>_id:"$category</w:t>
+      </w:r>
+      <w:proofErr w:type="gramStart"/>
+      <w:r>
+        <w:rPr>
+          <w:highlight w:val="yellow"/>
+        </w:rPr>
+        <w:t>",numberOfDoc</w:t>
+      </w:r>
+      <w:proofErr w:type="gramEnd"/>
+      <w:r>
+        <w:rPr>
+          <w:highlight w:val="yellow"/>
+        </w:rPr>
+        <w:t>:{$sum:1}}});</w:t>
+      </w:r>
     </w:p>
     <w:p>
       <w:pPr>

--- a/FSD - Designing and Managing Databases with MongoDB/FSD MERN - Designing and Managing Databases with MongoDB - Day 8 - 04-05-2026.docx
+++ b/FSD - Designing and Managing Databases with MongoDB/FSD MERN - Designing and Managing Databases with MongoDB - Day 8 - 04-05-2026.docx
@@ -3057,6 +3057,201 @@
     <w:p>
       <w:pPr>
         <w:ind w:left="720"/>
+      </w:pPr>
+    </w:p>
+    <w:p>
+      <w:pPr>
+        <w:ind w:left="360"/>
+      </w:pPr>
+    </w:p>
+    <w:p>
+      <w:pPr>
+        <w:ind w:left="360"/>
+      </w:pPr>
+      <w:r>
+        <w:tab/>
+        <w:t xml:space="preserve">Total price, max and min price </w:t>
+      </w:r>
+    </w:p>
+    <w:p>
+      <w:pPr>
+        <w:ind w:left="360"/>
+      </w:pPr>
+    </w:p>
+    <w:p>
+      <w:pPr>
+        <w:ind w:left="360"/>
+      </w:pPr>
+      <w:r>
+        <w:lastRenderedPageBreak/>
+        <w:tab/>
+      </w:r>
+      <w:proofErr w:type="spellStart"/>
+      <w:proofErr w:type="gramStart"/>
+      <w:r>
+        <w:t>db.products</w:t>
+      </w:r>
+      <w:proofErr w:type="gramEnd"/>
+      <w:r>
+        <w:t>.</w:t>
+      </w:r>
+      <w:proofErr w:type="gramStart"/>
+      <w:r>
+        <w:t>aggregate</w:t>
+      </w:r>
+      <w:proofErr w:type="spellEnd"/>
+      <w:r>
+        <w:t>(</w:t>
+      </w:r>
+      <w:proofErr w:type="gramEnd"/>
+      <w:r>
+        <w:t>[</w:t>
+      </w:r>
+    </w:p>
+    <w:p>
+      <w:pPr>
+        <w:ind w:left="360"/>
+      </w:pPr>
+      <w:r>
+        <w:t xml:space="preserve">  {</w:t>
+      </w:r>
+    </w:p>
+    <w:p>
+      <w:pPr>
+        <w:ind w:left="360"/>
+      </w:pPr>
+      <w:r>
+        <w:t xml:space="preserve">    $group: {</w:t>
+      </w:r>
+    </w:p>
+    <w:p>
+      <w:pPr>
+        <w:ind w:left="360"/>
+      </w:pPr>
+      <w:r>
+        <w:t xml:space="preserve">      _id: null,</w:t>
+      </w:r>
+    </w:p>
+    <w:p>
+      <w:pPr>
+        <w:ind w:left="360"/>
+      </w:pPr>
+      <w:r>
+        <w:t xml:space="preserve">      </w:t>
+      </w:r>
+      <w:proofErr w:type="spellStart"/>
+      <w:r>
+        <w:t>totalPrice</w:t>
+      </w:r>
+      <w:proofErr w:type="spellEnd"/>
+      <w:r>
+        <w:t xml:space="preserve">: </w:t>
+      </w:r>
+      <w:proofErr w:type="gramStart"/>
+      <w:r>
+        <w:t>{ $</w:t>
+      </w:r>
+      <w:proofErr w:type="gramEnd"/>
+      <w:r>
+        <w:t>sum: "$price</w:t>
+      </w:r>
+      <w:proofErr w:type="gramStart"/>
+      <w:r>
+        <w:t>" }</w:t>
+      </w:r>
+      <w:proofErr w:type="gramEnd"/>
+      <w:r>
+        <w:t>,</w:t>
+      </w:r>
+    </w:p>
+    <w:p>
+      <w:pPr>
+        <w:ind w:left="360"/>
+      </w:pPr>
+      <w:r>
+        <w:t xml:space="preserve">      </w:t>
+      </w:r>
+      <w:proofErr w:type="spellStart"/>
+      <w:r>
+        <w:t>minPrice</w:t>
+      </w:r>
+      <w:proofErr w:type="spellEnd"/>
+      <w:r>
+        <w:t xml:space="preserve">: </w:t>
+      </w:r>
+      <w:proofErr w:type="gramStart"/>
+      <w:r>
+        <w:t>{ $</w:t>
+      </w:r>
+      <w:proofErr w:type="gramEnd"/>
+      <w:r>
+        <w:t>min: "$price</w:t>
+      </w:r>
+      <w:proofErr w:type="gramStart"/>
+      <w:r>
+        <w:t>" }</w:t>
+      </w:r>
+      <w:proofErr w:type="gramEnd"/>
+      <w:r>
+        <w:t>,</w:t>
+      </w:r>
+    </w:p>
+    <w:p>
+      <w:pPr>
+        <w:ind w:left="360"/>
+      </w:pPr>
+      <w:r>
+        <w:t xml:space="preserve">      </w:t>
+      </w:r>
+      <w:proofErr w:type="spellStart"/>
+      <w:r>
+        <w:t>maxPrice</w:t>
+      </w:r>
+      <w:proofErr w:type="spellEnd"/>
+      <w:r>
+        <w:t xml:space="preserve">: </w:t>
+      </w:r>
+      <w:proofErr w:type="gramStart"/>
+      <w:r>
+        <w:t>{ $</w:t>
+      </w:r>
+      <w:proofErr w:type="gramEnd"/>
+      <w:r>
+        <w:t>max: "$price</w:t>
+      </w:r>
+      <w:proofErr w:type="gramStart"/>
+      <w:r>
+        <w:t>" }</w:t>
+      </w:r>
+      <w:proofErr w:type="gramEnd"/>
+    </w:p>
+    <w:p>
+      <w:pPr>
+        <w:ind w:left="360"/>
+      </w:pPr>
+      <w:r>
+        <w:t xml:space="preserve">    }</w:t>
+      </w:r>
+    </w:p>
+    <w:p>
+      <w:pPr>
+        <w:ind w:left="360"/>
+      </w:pPr>
+      <w:r>
+        <w:t xml:space="preserve">  }</w:t>
+      </w:r>
+    </w:p>
+    <w:p>
+      <w:pPr>
+        <w:ind w:left="360"/>
+      </w:pPr>
+      <w:r>
+        <w:t>]);</w:t>
+      </w:r>
+    </w:p>
+    <w:p>
+      <w:pPr>
+        <w:ind w:left="360"/>
       </w:pPr>
     </w:p>
     <w:p>
